--- a/dosyalar/etkinlikler/9-sinif/arapca-9-2-etkinlik.docx
+++ b/dosyalar/etkinlikler/9-sinif/arapca-9-2-etkinlik.docx
@@ -2345,7 +2345,7 @@
                 <w:sz w:val="19"/>
                 <w:szCs w:val="19"/>
               </w:rPr>
-              <w:t xml:space="preserve">Yer bildiren edatları ve isim tamlamasını doğru kurar; sebep bağlacı “لِأَنَّ” yapısını yerinde kullanır.</w:t>
+              <w:t xml:space="preserve">Yer bildiren edatları ve isim tamlamasını doğru kurar; sebep bağlacı “لِأَنَّ” yapısını yerinde kullanır.</w:t>
             </w:r>
           </w:p>
         </w:tc>
@@ -2857,7 +2857,7 @@
                 <w:szCs w:val="32"/>
                 <w:rtl/>
               </w:rPr>
-              <w:t xml:space="preserve">غُرْفَةُ الضُّيُوفِ</w:t>
+              <w:t xml:space="preserve">غُرْفَةُ الضُّيُوفِ</w:t>
             </w:r>
           </w:p>
           <w:p>
@@ -2907,7 +2907,7 @@
                 <w:szCs w:val="32"/>
                 <w:rtl/>
               </w:rPr>
-              <w:t xml:space="preserve">غُرْفَةُ الطَّعَامِ</w:t>
+              <w:t xml:space="preserve">غُرْفَةُ الطَّعَامِ</w:t>
             </w:r>
           </w:p>
           <w:p>
@@ -2957,7 +2957,7 @@
                 <w:szCs w:val="32"/>
                 <w:rtl/>
               </w:rPr>
-              <w:t xml:space="preserve">غُرْفَةُ النَّوْمِ</w:t>
+              <w:t xml:space="preserve">غُرْفَةُ النَّوْمِ</w:t>
             </w:r>
           </w:p>
           <w:p>
@@ -3007,7 +3007,7 @@
                 <w:szCs w:val="32"/>
                 <w:rtl/>
               </w:rPr>
-              <w:t xml:space="preserve">اَلْمَطْبَخُ</w:t>
+              <w:t xml:space="preserve">اَلمَطْبَخُ</w:t>
             </w:r>
           </w:p>
           <w:p>
@@ -3062,7 +3062,7 @@
                 <w:szCs w:val="32"/>
                 <w:rtl/>
               </w:rPr>
-              <w:t xml:space="preserve">اَلْحَمَّامُ</w:t>
+              <w:t xml:space="preserve">اَلحَمَّامُ</w:t>
             </w:r>
           </w:p>
           <w:p>
@@ -3112,7 +3112,7 @@
                 <w:szCs w:val="32"/>
                 <w:rtl/>
               </w:rPr>
-              <w:t xml:space="preserve">اَلشُّرْفَةُ</w:t>
+              <w:t xml:space="preserve">اَلشُّرْفَةُ</w:t>
             </w:r>
           </w:p>
           <w:p>
@@ -3162,7 +3162,7 @@
                 <w:szCs w:val="32"/>
                 <w:rtl/>
               </w:rPr>
-              <w:t xml:space="preserve">اَلْمَدْخَلُ</w:t>
+              <w:t xml:space="preserve">اَلمَدْخَلُ</w:t>
             </w:r>
           </w:p>
           <w:p>
@@ -3212,7 +3212,7 @@
                 <w:szCs w:val="32"/>
                 <w:rtl/>
               </w:rPr>
-              <w:t xml:space="preserve">اَلْمَمَرُّ</w:t>
+              <w:t xml:space="preserve">اَلمَمَرُّ</w:t>
             </w:r>
           </w:p>
           <w:p>
@@ -3267,7 +3267,7 @@
                 <w:szCs w:val="32"/>
                 <w:rtl/>
               </w:rPr>
-              <w:t xml:space="preserve">اَلدَّرَجُ</w:t>
+              <w:t xml:space="preserve">اَلدَّرَجُ</w:t>
             </w:r>
           </w:p>
           <w:p>
@@ -3317,7 +3317,7 @@
                 <w:szCs w:val="32"/>
                 <w:rtl/>
               </w:rPr>
-              <w:t xml:space="preserve">أُرَتِّبُ غُرْفَتِي</w:t>
+              <w:t xml:space="preserve">أُرَتِّبُ غُرْفَتِي</w:t>
             </w:r>
           </w:p>
           <w:p>
@@ -3367,7 +3367,7 @@
                 <w:szCs w:val="32"/>
                 <w:rtl/>
               </w:rPr>
-              <w:t xml:space="preserve">أَغْسِلُ الصُّحُونَ</w:t>
+              <w:t xml:space="preserve">أَغْسِلُ الصُّحُونَ</w:t>
             </w:r>
           </w:p>
           <w:p>
@@ -3417,7 +3417,7 @@
                 <w:szCs w:val="32"/>
                 <w:rtl/>
               </w:rPr>
-              <w:t xml:space="preserve">أَكْنُسُ الْأَرْضَ</w:t>
+              <w:t xml:space="preserve">أَكْنُسُ الأَرْضَ</w:t>
             </w:r>
           </w:p>
           <w:p>
@@ -3891,7 +3891,7 @@
                 <w:szCs w:val="32"/>
                 <w:rtl/>
               </w:rPr>
-              <w:t xml:space="preserve">غُرْفَةُ الضُّيُوفِ</w:t>
+              <w:t xml:space="preserve">غُرْفَةُ الضُّيُوفِ</w:t>
             </w:r>
           </w:p>
           <w:p>
@@ -3941,7 +3941,7 @@
                 <w:szCs w:val="32"/>
                 <w:rtl/>
               </w:rPr>
-              <w:t xml:space="preserve">غُرْفَةُ النَّوْمِ</w:t>
+              <w:t xml:space="preserve">غُرْفَةُ النَّوْمِ</w:t>
             </w:r>
           </w:p>
           <w:p>
@@ -3991,7 +3991,7 @@
                 <w:szCs w:val="32"/>
                 <w:rtl/>
               </w:rPr>
-              <w:t xml:space="preserve">اَلْمَطْبَخُ</w:t>
+              <w:t xml:space="preserve">اَلمَطْبَخُ</w:t>
             </w:r>
           </w:p>
           <w:p>
@@ -4041,7 +4041,7 @@
                 <w:szCs w:val="32"/>
                 <w:rtl/>
               </w:rPr>
-              <w:t xml:space="preserve">اَلْحَمَّامُ</w:t>
+              <w:t xml:space="preserve">اَلحَمَّامُ</w:t>
             </w:r>
           </w:p>
           <w:p>
@@ -4096,7 +4096,7 @@
                 <w:szCs w:val="32"/>
                 <w:rtl/>
               </w:rPr>
-              <w:t xml:space="preserve">غُرْفَةُ الطَّعَامِ</w:t>
+              <w:t xml:space="preserve">غُرْفَةُ الطَّعَامِ</w:t>
             </w:r>
           </w:p>
           <w:p>
@@ -4146,7 +4146,7 @@
                 <w:szCs w:val="32"/>
                 <w:rtl/>
               </w:rPr>
-              <w:t xml:space="preserve">اَلشُّرْفَةُ</w:t>
+              <w:t xml:space="preserve">اَلشُّرْفَةُ</w:t>
             </w:r>
           </w:p>
           <w:p>
@@ -4196,7 +4196,7 @@
                 <w:szCs w:val="32"/>
                 <w:rtl/>
               </w:rPr>
-              <w:t xml:space="preserve">اَلْمَدْخَلُ</w:t>
+              <w:t xml:space="preserve">اَلمَدْخَلُ</w:t>
             </w:r>
           </w:p>
           <w:p>
@@ -4246,7 +4246,7 @@
                 <w:szCs w:val="32"/>
                 <w:rtl/>
               </w:rPr>
-              <w:t xml:space="preserve">اَلْحَدِيقَةُ</w:t>
+              <w:t xml:space="preserve">اَلحَدِيقَةُ</w:t>
             </w:r>
           </w:p>
           <w:p>
@@ -4398,7 +4398,7 @@
                 <w:szCs w:val="30"/>
                 <w:rtl/>
               </w:rPr>
-              <w:t xml:space="preserve">بَيْتُنَا يَقَعُ فِي الطَّابِقِ الثَّالِثِ ، وَهُوَ وَاسِعٌ وَنَظِيفٌ.</w:t>
+              <w:t xml:space="preserve">بَيْتُنَا يَقَعُ فِي الطَّابِقِ الثَّالِثِ ، وَهُوَ وَاسِعٌ وَنَظِيفٌ.</w:t>
             </w:r>
           </w:p>
           <w:p>
@@ -4416,7 +4416,7 @@
                 <w:szCs w:val="30"/>
                 <w:rtl/>
               </w:rPr>
-              <w:t xml:space="preserve">فِيهِ ثَلَاثُ غُرَفٍ وَمَطْبَخٌ وَحَمَّامٌ وَشُرْفَةٌ صَغِيرَةٌ.</w:t>
+              <w:t xml:space="preserve">فِيهِ ثَلَاثُ غُرَفٍ وَمَطْبَخٌ وَحَمَّامٌ وَشُرْفَةٌ صَغِيرَةٌ.</w:t>
             </w:r>
           </w:p>
           <w:p>
@@ -4434,7 +4434,7 @@
                 <w:szCs w:val="30"/>
                 <w:rtl/>
               </w:rPr>
-              <w:t xml:space="preserve">غُرْفَتِي بَيْنَ الْمَطْبَخِ وَغُرْفَةِ الضُّيُوفِ ، وَنَافِذَتُهَا تُطِلُّ عَلَى الْحَدِيقَةِ.</w:t>
+              <w:t xml:space="preserve">غُرْفَتِي بَيْنَ المَطْبَخِ وَغُرْفَةِ الضُّيُوفِ ، وَنَافِذَتُهَا تُطِلُّ عَلَى الحَدِيقَةِ.</w:t>
             </w:r>
           </w:p>
           <w:p>
@@ -4452,7 +4452,7 @@
                 <w:szCs w:val="30"/>
                 <w:rtl/>
               </w:rPr>
-              <w:t xml:space="preserve">عَلَى يَمِينِ الْمَدْخَلِ مَمَرٌّ طَوِيلٌ ، وَفِي آخِرِهِ غُرْفَةُ الطَّعَامِ.</w:t>
+              <w:t xml:space="preserve">عَلَى يَمِينِ المَدْخَلِ مَمَرٌّ طَوِيلٌ ، وَفِي آخِرِهِ غُرْفَةُ الطَّعَامِ.</w:t>
             </w:r>
           </w:p>
           <w:p>
@@ -4470,7 +4470,7 @@
                 <w:szCs w:val="30"/>
                 <w:rtl/>
               </w:rPr>
-              <w:t xml:space="preserve">أُرَتِّبُ غُرْفَتِي كُلَّ صَبَاحٍ ، ثُمَّ أُسَاعِدُ أُمِّي فِي الْمَطْبَخِ.</w:t>
+              <w:t xml:space="preserve">أُرَتِّبُ غُرْفَتِي كُلَّ صَبَاحٍ ، ثُمَّ أُسَاعِدُ أُمِّي فِي المَطْبَخِ.</w:t>
             </w:r>
           </w:p>
           <w:p>
@@ -4488,7 +4488,7 @@
                 <w:szCs w:val="30"/>
                 <w:rtl/>
               </w:rPr>
-              <w:t xml:space="preserve">أُحِبُّ بَيْتَنَا لِأَنَّ أُسْرَتِي كُلَّهَا فِيهِ.</w:t>
+              <w:t xml:space="preserve">أُحِبُّ بَيْتَنَا لِأَنَّ أُسْرَتِي كُلَّهَا فِيهِ.</w:t>
             </w:r>
           </w:p>
         </w:tc>
@@ -4641,7 +4641,7 @@
                 <w:szCs w:val="30"/>
                 <w:rtl/>
               </w:rPr>
-              <w:t xml:space="preserve">بَيْتُنَا   —   يَقَعُ فِي   —   عَلَى الْيَمِينِ   —   عَلَى الْيَسَارِ   —   بَيْنَ   —   ثُمَّ   —   لِأَنَّ   —   أُسَاعِدُ</w:t>
+              <w:t xml:space="preserve">بَيْتُنَا   —   يَقَعُ فِي   —   عَلَى اليَمِينِ   —   عَلَى اليَسَارِ   —   بَيْنَ   —   ثُمَّ   —   لِأَنَّ   —   أُسَاعِدُ</w:t>
             </w:r>
           </w:p>
         </w:tc>

--- a/dosyalar/etkinlikler/9-sinif/arapca-9-2-etkinlik.docx
+++ b/dosyalar/etkinlikler/9-sinif/arapca-9-2-etkinlik.docx
@@ -2849,7 +2849,7 @@
             </w:pPr>
             <w:r>
               <w:rPr>
-                <w:rFonts w:ascii="Markazi Text" w:cs="Markazi Text" w:eastAsia="Markazi Text" w:hAnsi="Markazi Text"/>
+                <w:rFonts w:ascii="Arakom" w:cs="Arakom" w:eastAsia="Arakom" w:hAnsi="Arakom"/>
                 <w:b w:val="false"/>
                 <w:bCs w:val="false"/>
                 <w:color w:val="111111"/>
@@ -2899,7 +2899,7 @@
             </w:pPr>
             <w:r>
               <w:rPr>
-                <w:rFonts w:ascii="Markazi Text" w:cs="Markazi Text" w:eastAsia="Markazi Text" w:hAnsi="Markazi Text"/>
+                <w:rFonts w:ascii="Arakom" w:cs="Arakom" w:eastAsia="Arakom" w:hAnsi="Arakom"/>
                 <w:b w:val="false"/>
                 <w:bCs w:val="false"/>
                 <w:color w:val="111111"/>
@@ -2949,7 +2949,7 @@
             </w:pPr>
             <w:r>
               <w:rPr>
-                <w:rFonts w:ascii="Markazi Text" w:cs="Markazi Text" w:eastAsia="Markazi Text" w:hAnsi="Markazi Text"/>
+                <w:rFonts w:ascii="Arakom" w:cs="Arakom" w:eastAsia="Arakom" w:hAnsi="Arakom"/>
                 <w:b w:val="false"/>
                 <w:bCs w:val="false"/>
                 <w:color w:val="111111"/>
@@ -2999,7 +2999,7 @@
             </w:pPr>
             <w:r>
               <w:rPr>
-                <w:rFonts w:ascii="Markazi Text" w:cs="Markazi Text" w:eastAsia="Markazi Text" w:hAnsi="Markazi Text"/>
+                <w:rFonts w:ascii="Arakom" w:cs="Arakom" w:eastAsia="Arakom" w:hAnsi="Arakom"/>
                 <w:b w:val="false"/>
                 <w:bCs w:val="false"/>
                 <w:color w:val="111111"/>
@@ -3054,7 +3054,7 @@
             </w:pPr>
             <w:r>
               <w:rPr>
-                <w:rFonts w:ascii="Markazi Text" w:cs="Markazi Text" w:eastAsia="Markazi Text" w:hAnsi="Markazi Text"/>
+                <w:rFonts w:ascii="Arakom" w:cs="Arakom" w:eastAsia="Arakom" w:hAnsi="Arakom"/>
                 <w:b w:val="false"/>
                 <w:bCs w:val="false"/>
                 <w:color w:val="111111"/>
@@ -3104,7 +3104,7 @@
             </w:pPr>
             <w:r>
               <w:rPr>
-                <w:rFonts w:ascii="Markazi Text" w:cs="Markazi Text" w:eastAsia="Markazi Text" w:hAnsi="Markazi Text"/>
+                <w:rFonts w:ascii="Arakom" w:cs="Arakom" w:eastAsia="Arakom" w:hAnsi="Arakom"/>
                 <w:b w:val="false"/>
                 <w:bCs w:val="false"/>
                 <w:color w:val="111111"/>
@@ -3154,7 +3154,7 @@
             </w:pPr>
             <w:r>
               <w:rPr>
-                <w:rFonts w:ascii="Markazi Text" w:cs="Markazi Text" w:eastAsia="Markazi Text" w:hAnsi="Markazi Text"/>
+                <w:rFonts w:ascii="Arakom" w:cs="Arakom" w:eastAsia="Arakom" w:hAnsi="Arakom"/>
                 <w:b w:val="false"/>
                 <w:bCs w:val="false"/>
                 <w:color w:val="111111"/>
@@ -3204,7 +3204,7 @@
             </w:pPr>
             <w:r>
               <w:rPr>
-                <w:rFonts w:ascii="Markazi Text" w:cs="Markazi Text" w:eastAsia="Markazi Text" w:hAnsi="Markazi Text"/>
+                <w:rFonts w:ascii="Arakom" w:cs="Arakom" w:eastAsia="Arakom" w:hAnsi="Arakom"/>
                 <w:b w:val="false"/>
                 <w:bCs w:val="false"/>
                 <w:color w:val="111111"/>
@@ -3259,7 +3259,7 @@
             </w:pPr>
             <w:r>
               <w:rPr>
-                <w:rFonts w:ascii="Markazi Text" w:cs="Markazi Text" w:eastAsia="Markazi Text" w:hAnsi="Markazi Text"/>
+                <w:rFonts w:ascii="Arakom" w:cs="Arakom" w:eastAsia="Arakom" w:hAnsi="Arakom"/>
                 <w:b w:val="false"/>
                 <w:bCs w:val="false"/>
                 <w:color w:val="111111"/>
@@ -3309,7 +3309,7 @@
             </w:pPr>
             <w:r>
               <w:rPr>
-                <w:rFonts w:ascii="Markazi Text" w:cs="Markazi Text" w:eastAsia="Markazi Text" w:hAnsi="Markazi Text"/>
+                <w:rFonts w:ascii="Arakom" w:cs="Arakom" w:eastAsia="Arakom" w:hAnsi="Arakom"/>
                 <w:b w:val="false"/>
                 <w:bCs w:val="false"/>
                 <w:color w:val="111111"/>
@@ -3359,7 +3359,7 @@
             </w:pPr>
             <w:r>
               <w:rPr>
-                <w:rFonts w:ascii="Markazi Text" w:cs="Markazi Text" w:eastAsia="Markazi Text" w:hAnsi="Markazi Text"/>
+                <w:rFonts w:ascii="Arakom" w:cs="Arakom" w:eastAsia="Arakom" w:hAnsi="Arakom"/>
                 <w:b w:val="false"/>
                 <w:bCs w:val="false"/>
                 <w:color w:val="111111"/>
@@ -3409,7 +3409,7 @@
             </w:pPr>
             <w:r>
               <w:rPr>
-                <w:rFonts w:ascii="Markazi Text" w:cs="Markazi Text" w:eastAsia="Markazi Text" w:hAnsi="Markazi Text"/>
+                <w:rFonts w:ascii="Arakom" w:cs="Arakom" w:eastAsia="Arakom" w:hAnsi="Arakom"/>
                 <w:b w:val="false"/>
                 <w:bCs w:val="false"/>
                 <w:color w:val="111111"/>
@@ -3883,7 +3883,7 @@
             </w:pPr>
             <w:r>
               <w:rPr>
-                <w:rFonts w:ascii="Markazi Text" w:cs="Markazi Text" w:eastAsia="Markazi Text" w:hAnsi="Markazi Text"/>
+                <w:rFonts w:ascii="Arakom" w:cs="Arakom" w:eastAsia="Arakom" w:hAnsi="Arakom"/>
                 <w:b w:val="false"/>
                 <w:bCs w:val="false"/>
                 <w:color w:val="111111"/>
@@ -3933,7 +3933,7 @@
             </w:pPr>
             <w:r>
               <w:rPr>
-                <w:rFonts w:ascii="Markazi Text" w:cs="Markazi Text" w:eastAsia="Markazi Text" w:hAnsi="Markazi Text"/>
+                <w:rFonts w:ascii="Arakom" w:cs="Arakom" w:eastAsia="Arakom" w:hAnsi="Arakom"/>
                 <w:b w:val="false"/>
                 <w:bCs w:val="false"/>
                 <w:color w:val="111111"/>
@@ -3983,7 +3983,7 @@
             </w:pPr>
             <w:r>
               <w:rPr>
-                <w:rFonts w:ascii="Markazi Text" w:cs="Markazi Text" w:eastAsia="Markazi Text" w:hAnsi="Markazi Text"/>
+                <w:rFonts w:ascii="Arakom" w:cs="Arakom" w:eastAsia="Arakom" w:hAnsi="Arakom"/>
                 <w:b w:val="false"/>
                 <w:bCs w:val="false"/>
                 <w:color w:val="111111"/>
@@ -4033,7 +4033,7 @@
             </w:pPr>
             <w:r>
               <w:rPr>
-                <w:rFonts w:ascii="Markazi Text" w:cs="Markazi Text" w:eastAsia="Markazi Text" w:hAnsi="Markazi Text"/>
+                <w:rFonts w:ascii="Arakom" w:cs="Arakom" w:eastAsia="Arakom" w:hAnsi="Arakom"/>
                 <w:b w:val="false"/>
                 <w:bCs w:val="false"/>
                 <w:color w:val="111111"/>
@@ -4088,7 +4088,7 @@
             </w:pPr>
             <w:r>
               <w:rPr>
-                <w:rFonts w:ascii="Markazi Text" w:cs="Markazi Text" w:eastAsia="Markazi Text" w:hAnsi="Markazi Text"/>
+                <w:rFonts w:ascii="Arakom" w:cs="Arakom" w:eastAsia="Arakom" w:hAnsi="Arakom"/>
                 <w:b w:val="false"/>
                 <w:bCs w:val="false"/>
                 <w:color w:val="111111"/>
@@ -4138,7 +4138,7 @@
             </w:pPr>
             <w:r>
               <w:rPr>
-                <w:rFonts w:ascii="Markazi Text" w:cs="Markazi Text" w:eastAsia="Markazi Text" w:hAnsi="Markazi Text"/>
+                <w:rFonts w:ascii="Arakom" w:cs="Arakom" w:eastAsia="Arakom" w:hAnsi="Arakom"/>
                 <w:b w:val="false"/>
                 <w:bCs w:val="false"/>
                 <w:color w:val="111111"/>
@@ -4188,7 +4188,7 @@
             </w:pPr>
             <w:r>
               <w:rPr>
-                <w:rFonts w:ascii="Markazi Text" w:cs="Markazi Text" w:eastAsia="Markazi Text" w:hAnsi="Markazi Text"/>
+                <w:rFonts w:ascii="Arakom" w:cs="Arakom" w:eastAsia="Arakom" w:hAnsi="Arakom"/>
                 <w:b w:val="false"/>
                 <w:bCs w:val="false"/>
                 <w:color w:val="111111"/>
@@ -4238,7 +4238,7 @@
             </w:pPr>
             <w:r>
               <w:rPr>
-                <w:rFonts w:ascii="Markazi Text" w:cs="Markazi Text" w:eastAsia="Markazi Text" w:hAnsi="Markazi Text"/>
+                <w:rFonts w:ascii="Arakom" w:cs="Arakom" w:eastAsia="Arakom" w:hAnsi="Arakom"/>
                 <w:b w:val="false"/>
                 <w:bCs w:val="false"/>
                 <w:color w:val="111111"/>
@@ -4372,7 +4372,7 @@
             </w:pPr>
             <w:r>
               <w:rPr>
-                <w:rFonts w:ascii="Markazi Text" w:cs="Markazi Text" w:eastAsia="Markazi Text" w:hAnsi="Markazi Text"/>
+                <w:rFonts w:ascii="Arakom" w:cs="Arakom" w:eastAsia="Arakom" w:hAnsi="Arakom"/>
                 <w:b/>
                 <w:bCs/>
                 <w:color w:val="111111"/>
@@ -4390,7 +4390,7 @@
             </w:pPr>
             <w:r>
               <w:rPr>
-                <w:rFonts w:ascii="Markazi Text" w:cs="Markazi Text" w:eastAsia="Markazi Text" w:hAnsi="Markazi Text"/>
+                <w:rFonts w:ascii="Arakom" w:cs="Arakom" w:eastAsia="Arakom" w:hAnsi="Arakom"/>
                 <w:b w:val="false"/>
                 <w:bCs w:val="false"/>
                 <w:color w:val="111111"/>
@@ -4408,7 +4408,7 @@
             </w:pPr>
             <w:r>
               <w:rPr>
-                <w:rFonts w:ascii="Markazi Text" w:cs="Markazi Text" w:eastAsia="Markazi Text" w:hAnsi="Markazi Text"/>
+                <w:rFonts w:ascii="Arakom" w:cs="Arakom" w:eastAsia="Arakom" w:hAnsi="Arakom"/>
                 <w:b w:val="false"/>
                 <w:bCs w:val="false"/>
                 <w:color w:val="111111"/>
@@ -4426,7 +4426,7 @@
             </w:pPr>
             <w:r>
               <w:rPr>
-                <w:rFonts w:ascii="Markazi Text" w:cs="Markazi Text" w:eastAsia="Markazi Text" w:hAnsi="Markazi Text"/>
+                <w:rFonts w:ascii="Arakom" w:cs="Arakom" w:eastAsia="Arakom" w:hAnsi="Arakom"/>
                 <w:b w:val="false"/>
                 <w:bCs w:val="false"/>
                 <w:color w:val="111111"/>
@@ -4444,7 +4444,7 @@
             </w:pPr>
             <w:r>
               <w:rPr>
-                <w:rFonts w:ascii="Markazi Text" w:cs="Markazi Text" w:eastAsia="Markazi Text" w:hAnsi="Markazi Text"/>
+                <w:rFonts w:ascii="Arakom" w:cs="Arakom" w:eastAsia="Arakom" w:hAnsi="Arakom"/>
                 <w:b w:val="false"/>
                 <w:bCs w:val="false"/>
                 <w:color w:val="111111"/>
@@ -4462,7 +4462,7 @@
             </w:pPr>
             <w:r>
               <w:rPr>
-                <w:rFonts w:ascii="Markazi Text" w:cs="Markazi Text" w:eastAsia="Markazi Text" w:hAnsi="Markazi Text"/>
+                <w:rFonts w:ascii="Arakom" w:cs="Arakom" w:eastAsia="Arakom" w:hAnsi="Arakom"/>
                 <w:b w:val="false"/>
                 <w:bCs w:val="false"/>
                 <w:color w:val="111111"/>
@@ -4480,7 +4480,7 @@
             </w:pPr>
             <w:r>
               <w:rPr>
-                <w:rFonts w:ascii="Markazi Text" w:cs="Markazi Text" w:eastAsia="Markazi Text" w:hAnsi="Markazi Text"/>
+                <w:rFonts w:ascii="Arakom" w:cs="Arakom" w:eastAsia="Arakom" w:hAnsi="Arakom"/>
                 <w:b w:val="false"/>
                 <w:bCs w:val="false"/>
                 <w:color w:val="111111"/>
@@ -4633,7 +4633,7 @@
             </w:pPr>
             <w:r>
               <w:rPr>
-                <w:rFonts w:ascii="Markazi Text" w:cs="Markazi Text" w:eastAsia="Markazi Text" w:hAnsi="Markazi Text"/>
+                <w:rFonts w:ascii="Arakom" w:cs="Arakom" w:eastAsia="Arakom" w:hAnsi="Arakom"/>
                 <w:b w:val="false"/>
                 <w:bCs w:val="false"/>
                 <w:color w:val="111111"/>
